--- a/lab1/report_lr1.docx
+++ b/lab1/report_lr1.docx
@@ -1061,18 +1061,6 @@
     </w:p>
     <w:p>
       <w:pPr>
-        <w:pStyle w:val="a3"/>
-        <w:spacing w:before="0" w:beforeAutospacing="0" w:after="0" w:afterAutospacing="0" w:line="360" w:lineRule="auto"/>
-        <w:jc w:val="both"/>
-        <w:rPr>
-          <w:color w:val="000000"/>
-          <w:sz w:val="28"/>
-          <w:szCs w:val="28"/>
-        </w:rPr>
-      </w:pPr>
-    </w:p>
-    <w:p>
-      <w:pPr>
         <w:spacing w:after="0" w:line="360" w:lineRule="auto"/>
         <w:jc w:val="center"/>
         <w:rPr>
@@ -1107,6 +1095,7 @@
       <w:r>
         <w:rPr>
           <w:rFonts w:ascii="Times New Roman" w:hAnsi="Times New Roman" w:cs="Times New Roman"/>
+          <w:noProof/>
           <w:sz w:val="28"/>
           <w:szCs w:val="28"/>
         </w:rPr>
@@ -1157,6 +1146,158 @@
           <w:szCs w:val="28"/>
         </w:rPr>
       </w:pPr>
+      <w:r>
+        <w:rPr>
+          <w:rFonts w:ascii="Times New Roman" w:hAnsi="Times New Roman" w:cs="Times New Roman"/>
+          <w:sz w:val="28"/>
+          <w:szCs w:val="28"/>
+        </w:rPr>
+        <w:t>Посилання на додаток:</w:t>
+      </w:r>
+    </w:p>
+    <w:p>
+      <w:pPr>
+        <w:spacing w:after="0" w:line="360" w:lineRule="auto"/>
+        <w:jc w:val="both"/>
+        <w:rPr>
+          <w:rFonts w:ascii="Times New Roman" w:hAnsi="Times New Roman" w:cs="Times New Roman"/>
+          <w:sz w:val="28"/>
+          <w:szCs w:val="28"/>
+        </w:rPr>
+      </w:pPr>
+      <w:hyperlink r:id="rId6" w:history="1">
+        <w:r>
+          <w:rPr>
+            <w:rStyle w:val="a5"/>
+            <w:rFonts w:ascii="Times New Roman" w:hAnsi="Times New Roman" w:cs="Times New Roman"/>
+            <w:sz w:val="28"/>
+            <w:szCs w:val="28"/>
+          </w:rPr>
+          <w:t>https://github.com/bumajnici/C_Labs/blob/main/lab1/Core/Src/main.c</w:t>
+        </w:r>
+      </w:hyperlink>
+    </w:p>
+    <w:p>
+      <w:pPr>
+        <w:spacing w:after="0" w:line="360" w:lineRule="auto"/>
+        <w:jc w:val="both"/>
+        <w:rPr>
+          <w:rFonts w:ascii="Times New Roman" w:hAnsi="Times New Roman" w:cs="Times New Roman"/>
+          <w:sz w:val="28"/>
+          <w:szCs w:val="28"/>
+        </w:rPr>
+      </w:pPr>
+    </w:p>
+    <w:p>
+      <w:pPr>
+        <w:spacing w:after="0" w:line="360" w:lineRule="auto"/>
+        <w:jc w:val="both"/>
+        <w:rPr>
+          <w:rFonts w:ascii="Times New Roman" w:hAnsi="Times New Roman" w:cs="Times New Roman"/>
+          <w:sz w:val="28"/>
+          <w:szCs w:val="28"/>
+        </w:rPr>
+      </w:pPr>
+      <w:r>
+        <w:rPr>
+          <w:rFonts w:ascii="Times New Roman" w:hAnsi="Times New Roman" w:cs="Times New Roman"/>
+          <w:sz w:val="28"/>
+          <w:szCs w:val="28"/>
+        </w:rPr>
+        <w:t>Посилання на відео:</w:t>
+      </w:r>
+    </w:p>
+    <w:p>
+      <w:pPr>
+        <w:spacing w:after="0" w:line="360" w:lineRule="auto"/>
+        <w:jc w:val="both"/>
+        <w:rPr>
+          <w:rFonts w:ascii="Times New Roman" w:hAnsi="Times New Roman" w:cs="Times New Roman"/>
+          <w:sz w:val="28"/>
+          <w:szCs w:val="28"/>
+        </w:rPr>
+      </w:pPr>
+      <w:hyperlink r:id="rId7" w:history="1">
+        <w:r>
+          <w:rPr>
+            <w:rStyle w:val="a5"/>
+            <w:rFonts w:ascii="Times New Roman" w:hAnsi="Times New Roman" w:cs="Times New Roman"/>
+            <w:sz w:val="28"/>
+            <w:szCs w:val="28"/>
+          </w:rPr>
+          <w:t>https://github.com/bumajnici/C_Labs/blob/main/lab1/2026-10-12%2020-57-24.mp4</w:t>
+        </w:r>
+      </w:hyperlink>
+    </w:p>
+    <w:p>
+      <w:pPr>
+        <w:spacing w:after="0" w:line="360" w:lineRule="auto"/>
+        <w:jc w:val="both"/>
+        <w:rPr>
+          <w:rFonts w:ascii="Times New Roman" w:hAnsi="Times New Roman" w:cs="Times New Roman"/>
+          <w:sz w:val="28"/>
+          <w:szCs w:val="28"/>
+        </w:rPr>
+      </w:pPr>
+    </w:p>
+    <w:p>
+      <w:pPr>
+        <w:spacing w:after="0" w:line="360" w:lineRule="auto"/>
+        <w:jc w:val="both"/>
+        <w:rPr>
+          <w:rFonts w:ascii="Times New Roman" w:hAnsi="Times New Roman" w:cs="Times New Roman"/>
+          <w:sz w:val="28"/>
+          <w:szCs w:val="28"/>
+        </w:rPr>
+      </w:pPr>
+      <w:r>
+        <w:rPr>
+          <w:rFonts w:ascii="Times New Roman" w:hAnsi="Times New Roman" w:cs="Times New Roman"/>
+          <w:sz w:val="28"/>
+          <w:szCs w:val="28"/>
+        </w:rPr>
+        <w:t xml:space="preserve">Посилання на </w:t>
+      </w:r>
+      <w:proofErr w:type="spellStart"/>
+      <w:r>
+        <w:rPr>
+          <w:rFonts w:ascii="Times New Roman" w:hAnsi="Times New Roman" w:cs="Times New Roman"/>
+          <w:sz w:val="28"/>
+          <w:szCs w:val="28"/>
+        </w:rPr>
+        <w:t>трейс</w:t>
+      </w:r>
+      <w:proofErr w:type="spellEnd"/>
+      <w:r>
+        <w:rPr>
+          <w:rFonts w:ascii="Times New Roman" w:hAnsi="Times New Roman" w:cs="Times New Roman"/>
+          <w:sz w:val="28"/>
+          <w:szCs w:val="28"/>
+        </w:rPr>
+        <w:t xml:space="preserve"> з логічного аналізатора:</w:t>
+      </w:r>
+    </w:p>
+    <w:p>
+      <w:pPr>
+        <w:spacing w:after="0" w:line="360" w:lineRule="auto"/>
+        <w:jc w:val="both"/>
+        <w:rPr>
+          <w:rFonts w:ascii="Times New Roman" w:hAnsi="Times New Roman" w:cs="Times New Roman"/>
+          <w:sz w:val="28"/>
+          <w:szCs w:val="28"/>
+        </w:rPr>
+      </w:pPr>
+      <w:hyperlink r:id="rId8" w:history="1">
+        <w:r>
+          <w:rPr>
+            <w:rStyle w:val="a5"/>
+            <w:rFonts w:ascii="Times New Roman" w:hAnsi="Times New Roman" w:cs="Times New Roman"/>
+            <w:sz w:val="28"/>
+            <w:szCs w:val="28"/>
+          </w:rPr>
+          <w:t>https://github.com/bumajnici/C_Labs/blob/main/lab1/Session%200_.sal</w:t>
+        </w:r>
+      </w:hyperlink>
     </w:p>
     <w:sectPr>
       <w:pgSz w:w="11906" w:h="16838"/>
@@ -1909,6 +2050,7 @@
   <w:style w:type="character" w:default="1" w:styleId="a0">
     <w:name w:val="Default Paragraph Font"/>
     <w:uiPriority w:val="1"/>
+    <w:semiHidden/>
     <w:unhideWhenUsed/>
   </w:style>
   <w:style w:type="table" w:default="1" w:styleId="a1">
@@ -1963,6 +2105,29 @@
       <w:ind w:left="720"/>
       <w:contextualSpacing/>
     </w:pPr>
+  </w:style>
+  <w:style w:type="character" w:styleId="a5">
+    <w:name w:val="Hyperlink"/>
+    <w:basedOn w:val="a0"/>
+    <w:uiPriority w:val="99"/>
+    <w:unhideWhenUsed/>
+    <w:rsid w:val="00B856D6"/>
+    <w:rPr>
+      <w:color w:val="0563C1" w:themeColor="hyperlink"/>
+      <w:u w:val="single"/>
+    </w:rPr>
+  </w:style>
+  <w:style w:type="character" w:styleId="a6">
+    <w:name w:val="Unresolved Mention"/>
+    <w:basedOn w:val="a0"/>
+    <w:uiPriority w:val="99"/>
+    <w:semiHidden/>
+    <w:unhideWhenUsed/>
+    <w:rsid w:val="00B856D6"/>
+    <w:rPr>
+      <w:color w:val="605E5C"/>
+      <w:shd w:val="clear" w:color="auto" w:fill="E1DFDD"/>
+    </w:rPr>
   </w:style>
 </w:styles>
 </file>
